--- a/zhs/docx/023.content.docx
+++ b/zhs/docx/023.content.docx
@@ -127,7 +127,7 @@
         <w:rPr>
           <w:lang w:val="zh_CN" w:bidi="zh_CN"/>
         </w:rPr>
-        <w:t>pu</w:t>
+        <w:t>shu</w:t>
       </w:r>
       <w:r>
         <w:rPr>
@@ -190,7 +190,7 @@
         <w:rPr>
           <w:lang w:val="zh_CN" w:bidi="zh_CN"/>
         </w:rPr>
-        <w:t>葡萄园的守望台</w:t>
+        <w:t>熟透待收的麦子</w:t>
       </w:r>
       <w:r>
         <w:rPr>
@@ -220,7 +220,7 @@
         <w:rPr>
           <w:lang w:val="zh_CN" w:bidi="zh_CN"/>
         </w:rPr>
-        <w:t xml:space="preserve"> (97 seconds)</w:t>
+        <w:t xml:space="preserve"> (79 seconds)</w:t>
       </w:r>
     </w:p>
     <w:p>
@@ -305,7 +305,7 @@
         <w:rPr>
           <w:lang w:val="zh_CN" w:bidi="zh_CN"/>
         </w:rPr>
-        <w:t>葡萄园周围的石墙</w:t>
+        <w:t>熟鱼</w:t>
       </w:r>
       <w:r>
         <w:rPr>
@@ -335,7 +335,7 @@
         <w:rPr>
           <w:lang w:val="zh_CN" w:bidi="zh_CN"/>
         </w:rPr>
-        <w:t xml:space="preserve"> (71 seconds)</w:t>
+        <w:t xml:space="preserve"> (81 seconds)</w:t>
       </w:r>
     </w:p>
     <w:p>
